--- a/FP/VP527574/Final/JCE_FP_VP527574_Final_RevG.docx
+++ b/FP/VP527574/Final/JCE_FP_VP527574_Final_RevG.docx
@@ -1424,7 +1424,17 @@
       </w:pPr>
       <w:r>
         <w:rPr/>
-        <w:t>During the inception site inspection JCE flies a drone photogrammetry capture of the levee corridor, giving a geotagged orthophoto and 3D model that records existing crest, batter and outlet condition and serves as the base for concept mapping and community session visuals.</w:t>
+        <w:t>During the inception site inspection JCE flies a drone photogrammetry capture of the levee corridor, giving a geotagged orthophoto and 3D model that records existing crest, batter and outlet condition and serves as the base for concept mapping and community session visuals (orthophoto produced in Autodesk ReCap Pro or DJI Terra).</w:t>
+      </w:r>
+    </w:p>
+    <w:p>
+      <w:pPr>
+        <w:pStyle w:val="ListBullet"/>
+        <w:spacing w:after="60"/>
+      </w:pPr>
+      <w:r>
+        <w:rPr/>
+        <w:t>JCE processes the capture in Autodesk ReCap Pro into a point cloud and terrain surface of the levee alignment, which feeds the Civil 3D and InfraWorks design model alongside the surveyed levels.</w:t>
       </w:r>
     </w:p>
     <w:p>
@@ -5447,7 +5457,7 @@
       </w:r>
       <w:r>
         <w:rPr/>
-        <w:t xml:space="preserve"> JCE's related business, Glide Inside (glideinside.com.au), produces 3D digital models and visualisation for the property and construction sector. JCE delivers drone photogrammetry (orthophotos, 3D models and geotagged inspection imagery) using a DJI Mavic 3 Enterprise with RTK, operated under CASA's sub-2 kg excluded category, with operator accreditation in place before services start. Flights at Newstead follow CASA's standard operating conditions (visual line of sight, below 120 m, clear of people) and need landowner permission over private land.</w:t>
+        <w:t xml:space="preserve"> JCE's related business, Glide Inside (glideinside.com.au), produces 3D digital models and visualisation for the property and construction sector. JCE delivers drone photogrammetry (orthophotos, 3D models and geotagged inspection imagery) using a DJI Mavic 3 Enterprise with RTK. JCE will deploy a DJI Mavic 3 Enterprise with RTK on this project, operated under CASA's sub-2 kg excluded category, with operator accreditation in place before services start. Jayden has delivered drone photogrammetry on previous projects, processing captures in Autodesk ReCap Pro to build point clouds and terrain surfaces for use in Autodesk InfraWorks and civil design models. The workflow is DJI capture with RTK, ReCap Pro for point clouds and surfaces, InfraWorks and Civil 3D for design integration, and QGIS for GIS and asset register delivery. Flights at Newstead follow CASA's standard operating conditions (visual line of sight, below 120 m, clear of people) and need landowner permission over private land.</w:t>
       </w:r>
     </w:p>
     <w:p>
@@ -9509,7 +9519,7 @@
       </w:r>
       <w:r>
         <w:rPr/>
-        <w:t>, BEng (Hons) Civil, MIEAust (EA 11036201): Director, JCE Infrastructure (Project Manager and civil design lead). Civil Design Manager, Langtree Consulting Engineers (03/2025 to 05/2026); Civil Engineer, Site Engineer and Design Manager, SCP Consulting (06/2023 to 03/2025), including a 12-month secondment to CPB Contractors at RAAF Base Townsville. JCE levee inspection and certification, 6887 Oxley Highway, Gunnedah (2026). Stormwater and flooding with DRAINS, MUSIC X and flood impact assessment to ARR 2019; engineer's estimates and bills of quantities; Civil 3D and Navisworks.</w:t>
+        <w:t>, BEng (Hons) Civil, MIEAust (EA 11036201): Director, JCE Infrastructure (Project Manager and civil design lead). Civil Design Manager, Langtree Consulting Engineers (03/2025 to 05/2026); Civil Engineer, Site Engineer and Design Manager, SCP Consulting (06/2023 to 03/2025), including a 12-month secondment to CPB Contractors at RAAF Base Townsville. JCE levee inspection and certification, 6887 Oxley Highway, Gunnedah (2026). Stormwater and flooding with DRAINS, MUSIC X and flood impact assessment to ARR 2019; engineer's estimates and bills of quantities; Civil 3D, InfraWorks and Navisworks. Drone photogrammetry on previous projects, processed in Autodesk ReCap Pro into point clouds and terrain surfaces for InfraWorks and civil design models.</w:t>
       </w:r>
     </w:p>
     <w:p>

--- a/FP/VP527574/Final/JCE_FP_VP527574_Final_RevG.docx
+++ b/FP/VP527574/Final/JCE_FP_VP527574_Final_RevG.docx
@@ -1434,7 +1434,7 @@
       </w:pPr>
       <w:r>
         <w:rPr/>
-        <w:t>JCE processes the capture in Autodesk ReCap Pro into a point cloud and terrain surface of the levee alignment, which feeds the Civil 3D and InfraWorks design model alongside the surveyed levels.</w:t>
+        <w:t>JCE processes the capture in Autodesk ReCap Pro into a point cloud and terrain surface of the levee alignment, which feeds the Civil 3D and InfraWorks design model alongside the surveyed levels; accuracy is checked against RTK-surveyed ground control and independent check points.</w:t>
       </w:r>
     </w:p>
     <w:p>
@@ -5457,7 +5457,7 @@
       </w:r>
       <w:r>
         <w:rPr/>
-        <w:t xml:space="preserve"> JCE's related business, Glide Inside (glideinside.com.au), produces 3D digital models and visualisation for the property and construction sector. JCE delivers drone photogrammetry (orthophotos, 3D models and geotagged inspection imagery) using a DJI Mavic 3 Enterprise with RTK. JCE will deploy a DJI Mavic 3 Enterprise with RTK on this project, operated under CASA's sub-2 kg excluded category, with operator accreditation in place before services start. Jayden has delivered drone photogrammetry on previous projects, processing captures in Autodesk ReCap Pro to build point clouds and terrain surfaces for use in Autodesk InfraWorks and civil design models. The workflow is DJI capture with RTK, ReCap Pro for point clouds and surfaces, InfraWorks and Civil 3D for design integration, and QGIS for GIS and asset register delivery. Flights at Newstead follow CASA's standard operating conditions (visual line of sight, below 120 m, clear of people) and need landowner permission over private land.</w:t>
+        <w:t xml:space="preserve"> JCE's related business, Glide Inside (glideinside.com.au), produces 3D digital models and visualisation for the property and construction sector. JCE delivers drone photogrammetry (orthophotos, 3D models and geotagged inspection imagery) using a DJI Mavic 3 Enterprise with RTK. JCE will deploy a DJI Mavic 3 Enterprise with RTK on this project, operated under CASA's sub-2 kg excluded category, with operator accreditation in place before services start. Jayden has delivered drone photogrammetry on previous projects, planning automated flight paths in DroneDeploy, capturing with RTK positioning, and processing in Autodesk ReCap Pro to build point clouds and terrain surfaces for use in Autodesk InfraWorks and civil design models. The workflow is flight planning in DroneDeploy (or DJI Pilot 2 or DJI FlightHub), capture with RTK corrections from AUSCORS or a local base station, ground control and independent check points to verify accuracy, ReCap Pro for point clouds and surfaces, InfraWorks and Civil 3D for design integration, and QGIS for GIS and asset register delivery. Flights at Newstead follow CASA's standard operating conditions (visual line of sight, below 120 m, clear of people) and need landowner permission over private land.</w:t>
       </w:r>
     </w:p>
     <w:p>
@@ -9519,7 +9519,7 @@
       </w:r>
       <w:r>
         <w:rPr/>
-        <w:t>, BEng (Hons) Civil, MIEAust (EA 11036201): Director, JCE Infrastructure (Project Manager and civil design lead). Civil Design Manager, Langtree Consulting Engineers (03/2025 to 05/2026); Civil Engineer, Site Engineer and Design Manager, SCP Consulting (06/2023 to 03/2025), including a 12-month secondment to CPB Contractors at RAAF Base Townsville. JCE levee inspection and certification, 6887 Oxley Highway, Gunnedah (2026). Stormwater and flooding with DRAINS, MUSIC X and flood impact assessment to ARR 2019; engineer's estimates and bills of quantities; Civil 3D, InfraWorks and Navisworks. Drone photogrammetry on previous projects, processed in Autodesk ReCap Pro into point clouds and terrain surfaces for InfraWorks and civil design models.</w:t>
+        <w:t>, BEng (Hons) Civil, MIEAust (EA 11036201): Director, JCE Infrastructure (Project Manager and civil design lead). Civil Design Manager, Langtree Consulting Engineers (03/2025 to 05/2026); Civil Engineer, Site Engineer and Design Manager, SCP Consulting (06/2023 to 03/2025), including a 12-month secondment to CPB Contractors at RAAF Base Townsville. JCE levee inspection and certification, 6887 Oxley Highway, Gunnedah (2026). Stormwater and flooding with DRAINS, MUSIC X and flood impact assessment to ARR 2019; engineer's estimates and bills of quantities; Civil 3D, InfraWorks and Navisworks. Drone photogrammetry on previous projects: automated flight paths in DroneDeploy, RTK capture, and processing in Autodesk ReCap Pro into point clouds and terrain surfaces for InfraWorks and civil design models.</w:t>
       </w:r>
     </w:p>
     <w:p>

--- a/FP/VP527574/Final/JCE_FP_VP527574_Final_RevG.docx
+++ b/FP/VP527574/Final/JCE_FP_VP527574_Final_RevG.docx
@@ -5457,7 +5457,7 @@
       </w:r>
       <w:r>
         <w:rPr/>
-        <w:t xml:space="preserve"> JCE's related business, Glide Inside (glideinside.com.au), produces 3D digital models and visualisation for the property and construction sector. JCE delivers drone photogrammetry (orthophotos, 3D models and geotagged inspection imagery) using a DJI Mavic 3 Enterprise with RTK. JCE will deploy a DJI Mavic 3 Enterprise with RTK on this project, operated under CASA's sub-2 kg excluded category, with operator accreditation in place before services start. Jayden has delivered drone photogrammetry on previous projects, planning automated flight paths in DroneDeploy, capturing with RTK positioning, and processing in Autodesk ReCap Pro to build point clouds and terrain surfaces for use in Autodesk InfraWorks and civil design models. The workflow is flight planning in DroneDeploy (or DJI Pilot 2 or DJI FlightHub), capture with RTK corrections from AUSCORS or a local base station, ground control and independent check points to verify accuracy, ReCap Pro for point clouds and surfaces, InfraWorks and Civil 3D for design integration, and QGIS for GIS and asset register delivery. Flights at Newstead follow CASA's standard operating conditions (visual line of sight, below 120 m, clear of people) and need landowner permission over private land.</w:t>
+        <w:t xml:space="preserve"> JCE's related business, Glide Inside (glideinside.com.au), produces 3D digital models and visualisation for the property and construction sector. JCE delivers drone photogrammetry (orthophotos, 3D models and geotagged inspection imagery) using a DJI Mavic 3 Enterprise with RTK. JCE will deploy a DJI Mavic 3 Enterprise with RTK on this project, operated under CASA's sub-2 kg excluded category, with operator accreditation in place before services start. Jayden has delivered drone photogrammetry on previous projects, planning automated flight paths in DroneDeploy, capturing with RTK positioning, and processing in Autodesk ReCap Pro to build point clouds and terrain surfaces for use in Autodesk InfraWorks and civil design models. The workflow is flight planning in DroneDeploy (or DJI Pilot 2 or DJI FlightHub), capture with RTK corrections from AUSCORS or a local base station, ground control and independent check points to verify accuracy, ReCap Pro for point clouds and surfaces, InfraWorks and Civil 3D for design integration, and QGIS for GIS and asset register delivery. Project example: Farm drainage works, private rural client (Craig Sullivan): drone photogrammetry survey of the property using RTK-positioned automated flights, processed in Autodesk ReCap Pro to a terrain surface used to design the drainage works. Referee details available on request. Flights at Newstead follow CASA's standard operating conditions (visual line of sight, below 120 m, clear of people) and need landowner permission over private land.</w:t>
       </w:r>
     </w:p>
     <w:p>
@@ -9519,7 +9519,7 @@
       </w:r>
       <w:r>
         <w:rPr/>
-        <w:t>, BEng (Hons) Civil, MIEAust (EA 11036201): Director, JCE Infrastructure (Project Manager and civil design lead). Civil Design Manager, Langtree Consulting Engineers (03/2025 to 05/2026); Civil Engineer, Site Engineer and Design Manager, SCP Consulting (06/2023 to 03/2025), including a 12-month secondment to CPB Contractors at RAAF Base Townsville. JCE levee inspection and certification, 6887 Oxley Highway, Gunnedah (2026). Stormwater and flooding with DRAINS, MUSIC X and flood impact assessment to ARR 2019; engineer's estimates and bills of quantities; Civil 3D, InfraWorks and Navisworks. Drone photogrammetry on previous projects: automated flight paths in DroneDeploy, RTK capture, and processing in Autodesk ReCap Pro into point clouds and terrain surfaces for InfraWorks and civil design models.</w:t>
+        <w:t>, BEng (Hons) Civil, MIEAust (EA 11036201): Director, JCE Infrastructure (Project Manager and civil design lead). Civil Design Manager, Langtree Consulting Engineers (03/2025 to 05/2026); Civil Engineer, Site Engineer and Design Manager, SCP Consulting (06/2023 to 03/2025), including a 12-month secondment to CPB Contractors at RAAF Base Townsville. JCE levee inspection and certification, 6887 Oxley Highway, Gunnedah (2026). Stormwater and flooding with DRAINS, MUSIC X and flood impact assessment to ARR 2019; engineer's estimates and bills of quantities; Civil 3D, InfraWorks and Navisworks. Drone photogrammetry on previous projects: automated flight paths in DroneDeploy, RTK capture, and processing in Autodesk ReCap Pro into point clouds and terrain surfaces for InfraWorks and civil design models, including farm drainage works for a private rural client (Craig Sullivan; referee details available on request).</w:t>
       </w:r>
     </w:p>
     <w:p>

--- a/FP/VP527574/Final/JCE_FP_VP527574_Final_RevG.docx
+++ b/FP/VP527574/Final/JCE_FP_VP527574_Final_RevG.docx
@@ -1424,7 +1424,7 @@
       </w:pPr>
       <w:r>
         <w:rPr/>
-        <w:t>During the inception site inspection JCE flies a drone photogrammetry capture of the levee corridor, giving a geotagged orthophoto and 3D model that records existing crest, batter and outlet condition and serves as the base for concept mapping and community session visuals (orthophoto produced in Autodesk ReCap Pro or DJI Terra).</w:t>
+        <w:t>During the inception site inspection JCE flies a drone photogrammetry capture of the levee corridor, with high-resolution aerial stills and video, giving a geotagged orthophoto, 3D model and defect photographs that records existing crest, batter and outlet condition and serves as the base for concept mapping and community session visuals (orthophoto produced in Autodesk ReCap Pro or DJI Terra).</w:t>
       </w:r>
     </w:p>
     <w:p>
@@ -3999,7 +3999,7 @@
     <w:p>
       <w:r>
         <w:rPr/>
-        <w:t>All outputs and data vest in NCCMA and Council as Brief 1.11 requires.</w:t>
+        <w:t>High-resolution aerial stills and video of the levee corridor (existing-condition and defect records, and community presentation imagery) are supplied with deliverables 2 and 4. All outputs and data vest in NCCMA and Council as Brief 1.11 requires.</w:t>
       </w:r>
     </w:p>
     <w:p>
@@ -5457,7 +5457,7 @@
       </w:r>
       <w:r>
         <w:rPr/>
-        <w:t xml:space="preserve"> JCE's related business, Glide Inside (glideinside.com.au), produces 3D digital models and visualisation for the property and construction sector. JCE delivers drone photogrammetry (orthophotos, 3D models and geotagged inspection imagery) using a DJI Mavic 3 Enterprise with RTK. JCE will deploy a DJI Mavic 3 Enterprise with RTK on this project, operated under CASA's sub-2 kg excluded category, with operator accreditation in place before services start. Jayden has delivered drone photogrammetry on previous projects, planning automated flight paths in DroneDeploy, capturing with RTK positioning, and processing in Autodesk ReCap Pro to build point clouds and terrain surfaces for use in Autodesk InfraWorks and civil design models. The workflow is flight planning in DroneDeploy (or DJI Pilot 2 or DJI FlightHub), capture with RTK corrections from AUSCORS or a local base station, ground control and independent check points to verify accuracy, ReCap Pro for point clouds and surfaces, InfraWorks and Civil 3D for design integration, and QGIS for GIS and asset register delivery. Project example: Farm drainage works, private rural client (Craig Sullivan): drone photogrammetry survey of the property using RTK-positioned automated flights, processed in Autodesk ReCap Pro to a terrain surface used to design the drainage works. Referee details available on request. Flights at Newstead follow CASA's standard operating conditions (visual line of sight, below 120 m, clear of people) and need landowner permission over private land.</w:t>
+        <w:t xml:space="preserve"> JCE's related business, Glide Inside (glideinside.com.au), produces 3D digital models and visualisation for the property and construction sector. JCE delivers drone photogrammetry (orthophotos, 3D models and geotagged inspection imagery) using a DJI Mavic 3 Enterprise with RTK. JCE will deploy a DJI Mavic 3 Enterprise with RTK on this project, operated under CASA's sub-2 kg excluded category, with operator accreditation in place before services start. Jayden has delivered drone photogrammetry on previous projects, planning automated flight paths in DroneDeploy, capturing RTK-positioned photogrammetry and high-resolution aerial stills and video, and processing in Autodesk ReCap Pro to build point clouds and terrain surfaces for use in Autodesk InfraWorks and civil design models. The workflow is flight planning in DroneDeploy (or DJI Pilot 2 or DJI FlightHub), capture with RTK corrections from AUSCORS or a local base station, ground control and independent check points to verify accuracy, ReCap Pro for point clouds and surfaces, InfraWorks and Civil 3D for design integration, and QGIS for GIS and asset register delivery. Project example: Farm drainage works, private rural client (Craig Sullivan): drone photogrammetry survey of the property using RTK-positioned automated flights, processed in Autodesk ReCap Pro to a terrain surface used to design the drainage works. Referee details available on request. Flights at Newstead follow CASA's standard operating conditions (visual line of sight, below 120 m, clear of people) and need landowner permission over private land.</w:t>
       </w:r>
     </w:p>
     <w:p>
@@ -9519,7 +9519,7 @@
       </w:r>
       <w:r>
         <w:rPr/>
-        <w:t>, BEng (Hons) Civil, MIEAust (EA 11036201): Director, JCE Infrastructure (Project Manager and civil design lead). Civil Design Manager, Langtree Consulting Engineers (03/2025 to 05/2026); Civil Engineer, Site Engineer and Design Manager, SCP Consulting (06/2023 to 03/2025), including a 12-month secondment to CPB Contractors at RAAF Base Townsville. JCE levee inspection and certification, 6887 Oxley Highway, Gunnedah (2026). Stormwater and flooding with DRAINS, MUSIC X and flood impact assessment to ARR 2019; engineer's estimates and bills of quantities; Civil 3D, InfraWorks and Navisworks. Drone photogrammetry on previous projects: automated flight paths in DroneDeploy, RTK capture, and processing in Autodesk ReCap Pro into point clouds and terrain surfaces for InfraWorks and civil design models, including farm drainage works for a private rural client (Craig Sullivan; referee details available on request).</w:t>
+        <w:t>, BEng (Hons) Civil, MIEAust (EA 11036201): Director, JCE Infrastructure (Project Manager and civil design lead). Civil Design Manager, Langtree Consulting Engineers (03/2025 to 05/2026); Civil Engineer, Site Engineer and Design Manager, SCP Consulting (06/2023 to 03/2025), including a 12-month secondment to CPB Contractors at RAAF Base Townsville. JCE levee inspection and certification, 6887 Oxley Highway, Gunnedah (2026). Stormwater and flooding with DRAINS, MUSIC X and flood impact assessment to ARR 2019; engineer's estimates and bills of quantities; Civil 3D, InfraWorks and Navisworks. Drone photogrammetry on previous projects: automated flight paths in DroneDeploy, RTK-positioned capture and high-resolution aerial stills and video, and processing in Autodesk ReCap Pro into point clouds and terrain surfaces for InfraWorks and civil design models, including farm drainage works for a private rural client (Craig Sullivan; referee details available on request).</w:t>
       </w:r>
     </w:p>
     <w:p>

--- a/FP/VP527574/Final/JCE_FP_VP527574_Final_RevG.docx
+++ b/FP/VP527574/Final/JCE_FP_VP527574_Final_RevG.docx
@@ -5445,7 +5445,7 @@
       </w:r>
       <w:r>
         <w:rPr/>
-        <w:t xml:space="preserve"> JCE inspected and certified the existing earthen levee (about 647 m) at 6887 Oxley Highway, Gunnedah NSW in 2026: condition inspection, field dispersion and plasticity testing, and certification report JCE-INS-001 for a development application under Gunnedah LEP 2012 clause 5.21. Venant's directors bring Victorian floodplain and levee work, including the Harcourt Flood Study in Mount Alexander Shire and the Best Practice for Planning Behind Levees review for the City of Launceston. Short CVs are in Attachment C and full CVs accompany Schedule F.</w:t>
+        <w:t xml:space="preserve"> JCE inspected and certified the existing earthen levee (about 647 m) at 6887 Oxley Highway, Gunnedah NSW in 2026: condition inspection, field dispersion and plasticity testing, and certification report JCE-INS-001 for a development application under Gunnedah LEP 2012 clause 5.21. JCE also delivered: Floodway rectification, Tablelands Regional Council (QLD): engineering for the rectification of a floodway on Council's road network. Referee: Darren Quilliam, Tablelands Regional Council (contact details available on request). Venant's directors bring Victorian floodplain and levee work, including the Harcourt Flood Study in Mount Alexander Shire and the Best Practice for Planning Behind Levees review for the City of Launceston. Short CVs are in Attachment C and full CVs accompany Schedule F.</w:t>
       </w:r>
     </w:p>
     <w:p>
@@ -9519,7 +9519,7 @@
       </w:r>
       <w:r>
         <w:rPr/>
-        <w:t>, BEng (Hons) Civil, MIEAust (EA 11036201): Director, JCE Infrastructure (Project Manager and civil design lead). Civil Design Manager, Langtree Consulting Engineers (03/2025 to 05/2026); Civil Engineer, Site Engineer and Design Manager, SCP Consulting (06/2023 to 03/2025), including a 12-month secondment to CPB Contractors at RAAF Base Townsville. JCE levee inspection and certification, 6887 Oxley Highway, Gunnedah (2026). Stormwater and flooding with DRAINS, MUSIC X and flood impact assessment to ARR 2019; engineer's estimates and bills of quantities; Civil 3D, InfraWorks and Navisworks. Drone photogrammetry on previous projects: automated flight paths in DroneDeploy, RTK-positioned capture and high-resolution aerial stills and video, and processing in Autodesk ReCap Pro into point clouds and terrain surfaces for InfraWorks and civil design models, including farm drainage works for a private rural client (Craig Sullivan; referee details available on request).</w:t>
+        <w:t>, BEng (Hons) Civil, MIEAust (EA 11036201): Director, JCE Infrastructure (Project Manager and civil design lead). Civil Design Manager, Langtree Consulting Engineers (03/2025 to 05/2026); Civil Engineer, Site Engineer and Design Manager, SCP Consulting (06/2023 to 03/2025), including a 12-month secondment to CPB Contractors at RAAF Base Townsville. JCE levee inspection and certification, 6887 Oxley Highway, Gunnedah (2026). Floodway rectification, Tablelands Regional Council (QLD): engineering for the rectification of a floodway on Council's road network. Stormwater and flooding with DRAINS, MUSIC X and flood impact assessment to ARR 2019; engineer's estimates and bills of quantities; Civil 3D, InfraWorks and Navisworks. Drone photogrammetry on previous projects: automated flight paths in DroneDeploy, RTK-positioned capture and high-resolution aerial stills and video, and processing in Autodesk ReCap Pro into point clouds and terrain surfaces for InfraWorks and civil design models, including farm drainage works for a private rural client (Craig Sullivan; referee details available on request).</w:t>
       </w:r>
     </w:p>
     <w:p>

--- a/FP/VP527574/Final/JCE_FP_VP527574_Final_RevG.docx
+++ b/FP/VP527574/Final/JCE_FP_VP527574_Final_RevG.docx
@@ -5441,11 +5441,11 @@
         <w:rPr>
           <w:b/>
         </w:rPr>
-        <w:t>Levee experience.</w:t>
+        <w:t>Relevant experience.</w:t>
       </w:r>
       <w:r>
         <w:rPr/>
-        <w:t xml:space="preserve"> JCE inspected and certified the existing earthen levee (about 647 m) at 6887 Oxley Highway, Gunnedah NSW in 2026: condition inspection, field dispersion and plasticity testing, and certification report JCE-INS-001 for a development application under Gunnedah LEP 2012 clause 5.21. JCE also delivered: Floodway rectification, Tablelands Regional Council (QLD): engineering for the rectification of a floodway on Council's road network. Referee: Darren Quilliam, Tablelands Regional Council (contact details available on request). Venant's directors bring Victorian floodplain and levee work, including the Harcourt Flood Study in Mount Alexander Shire and the Best Practice for Planning Behind Levees review for the City of Launceston. Short CVs are in Attachment C and full CVs accompany Schedule F.</w:t>
+        <w:t xml:space="preserve"> Jayden Callen (while at Langtrees): Floodway rectification, Tablelands Regional Council (QLD): engineering for the rectification of a floodway on Council's road network. Referee: Darren Quilliam, Tablelands Regional Council (contact details available on request). RAAF Base Townsville, Defence delivery project: engineering delivery for CPB Contractors (head contractor). Referee: Maverick Partner, CPB Contractors (contact details available on request). Venant's directors bring Victorian floodplain and levee work, including the Harcourt Flood Study in Mount Alexander Shire and the Best Practice for Planning Behind Levees review for the City of Launceston. Short CVs are in Attachment C and full CVs accompany Schedule F.</w:t>
       </w:r>
     </w:p>
     <w:p>
@@ -9519,7 +9519,7 @@
       </w:r>
       <w:r>
         <w:rPr/>
-        <w:t>, BEng (Hons) Civil, MIEAust (EA 11036201): Director, JCE Infrastructure (Project Manager and civil design lead). Civil Design Manager, Langtree Consulting Engineers (03/2025 to 05/2026); Civil Engineer, Site Engineer and Design Manager, SCP Consulting (06/2023 to 03/2025), including a 12-month secondment to CPB Contractors at RAAF Base Townsville. JCE levee inspection and certification, 6887 Oxley Highway, Gunnedah (2026). Floodway rectification, Tablelands Regional Council (QLD): engineering for the rectification of a floodway on Council's road network. Stormwater and flooding with DRAINS, MUSIC X and flood impact assessment to ARR 2019; engineer's estimates and bills of quantities; Civil 3D, InfraWorks and Navisworks. Drone photogrammetry on previous projects: automated flight paths in DroneDeploy, RTK-positioned capture and high-resolution aerial stills and video, and processing in Autodesk ReCap Pro into point clouds and terrain surfaces for InfraWorks and civil design models, including farm drainage works for a private rural client (Craig Sullivan; referee details available on request).</w:t>
+        <w:t>, BEng (Hons) Civil, MIEAust (EA 11036201): Director, JCE Infrastructure (Project Manager and civil design lead). Civil Design Manager, Langtree Consulting Engineers (03/2025 to 05/2026); Civil Engineer, Site Engineer and Design Manager, SCP Consulting (06/2023 to 03/2025), including a 12-month secondment to CPB Contractors at RAAF Base Townsville. While at Langtrees: Floodway rectification, Tablelands Regional Council (QLD): engineering for the rectification of a floodway on Council's road network. RAAF Base Townsville, Defence delivery project: engineering delivery for CPB Contractors (head contractor). Stormwater and flooding with DRAINS, MUSIC X and flood impact assessment to ARR 2019; engineer's estimates and bills of quantities; Civil 3D, InfraWorks and Navisworks. Drone photogrammetry on previous projects: automated flight paths in DroneDeploy, RTK-positioned capture and high-resolution aerial stills and video, and processing in Autodesk ReCap Pro into point clouds and terrain surfaces for InfraWorks and civil design models, including farm drainage works for a private rural client (Craig Sullivan; referee details available on request).</w:t>
       </w:r>
     </w:p>
     <w:p>

--- a/FP/VP527574/Final/JCE_FP_VP527574_Final_RevG.docx
+++ b/FP/VP527574/Final/JCE_FP_VP527574_Final_RevG.docx
@@ -165,7 +165,7 @@
       </w:r>
       <w:r>
         <w:rPr/>
-        <w:t xml:space="preserve"> JCE delivers project management and the civil and hydraulic design. Venant Solutions (Melbourne) provides the floodplain modelling and hydraulic impact assessment, led by Registered Professional Engineers (Victoria) whose work includes the Harcourt Flood Study for Mount Alexander Shire. Lotay Civil (Ballarat) directly supervises and approves the civil design as a Registered Professional Engineer (Victoria), as Schedule F requires. A licensed surveyor from central Victoria carries out the supplementary survey.</w:t>
+        <w:t xml:space="preserve"> JCE delivers project management and the civil and hydraulic design. Venant Solutions (Melbourne) provides the floodplain modelling and hydraulic impact assessment, led by Registered Professional Engineers (Victoria) whose work includes the Harcourt Flood Study for Mount Alexander Shire. Sunny Lotay (Lotay Civil; RPEQ, NER; Registered Professional Engineer, Victoria), JCE's associate certifying engineer under a standing agreement, supervises and approves the civil design as Schedule F requires. A licensed surveyor from central Victoria carries out the supplementary survey.</w:t>
       </w:r>
     </w:p>
     <w:p>
@@ -5233,7 +5233,7 @@
               <w:rPr>
                 <w:sz w:val="19"/>
               </w:rPr>
-              <w:t>Sunny Lotay, Lotay Civil, Registered Professional Engineer (Vic), Civil, PE [TBC - Jayden]</w:t>
+              <w:t>Sunny Lotay, Associate Principal Engineer (RPEQ, NER), Lotay Civil; Registered Professional Engineer (Vic), Civil, PE [TBC - Jayden]</w:t>
             </w:r>
           </w:p>
         </w:tc>
@@ -5423,6 +5423,18 @@
       <w:pPr>
         <w:spacing w:after="40"/>
       </w:pPr>
+    </w:p>
+    <w:p>
+      <w:r>
+        <w:rPr>
+          <w:b/>
+        </w:rPr>
+        <w:t>Core team.</w:t>
+      </w:r>
+      <w:r>
+        <w:rPr/>
+        <w:t xml:space="preserve"> Jayden Callen, Director (project manager and civil design lead), with Sunny Lotay, Associate Principal Engineer (RPEQ, NER), Lotay Civil: engaged by JCE under a standing associate agreement as technical reviewer and certifying engineer on JCE commissions. On this commission Sunny provides independent technical review of design outputs, supervises and approves the civil design under Schedule F, and is backup project lead.</w:t>
+      </w:r>
     </w:p>
     <w:p>
       <w:r>
@@ -9555,7 +9567,7 @@
       </w:r>
       <w:r>
         <w:rPr/>
-        <w:t>, RPE (Vic): Lotay Civil, Ballarat (registered civil engineer, supervision and design approval). More than fourteen years in civil design and construction in regional Victoria and NSW, with Stantec (formerly TGM/Cardno) Ballarat, Beveridge Williams Ballarat, Hepburn Shire Council and Goulburn Mulwaree Council, including road and drainage reconstruction and flood mitigation design. Registration area and number [TBC - Jayden].</w:t>
+        <w:t>, Associate Principal Engineer (RPEQ, NER), Lotay Civil: engaged by JCE under a standing associate agreement as technical reviewer and certifying engineer on JCE commissions. RPE (Vic); on this commission: independent technical review, supervision and approval of the civil design, and backup project lead. More than fourteen years in civil design and construction in regional Victoria and NSW, with Stantec (formerly TGM/Cardno) Ballarat, Beveridge Williams Ballarat, Hepburn Shire Council and Goulburn Mulwaree Council, including road and drainage reconstruction and flood mitigation design. Registration area and number [TBC - Jayden].</w:t>
       </w:r>
     </w:p>
     <w:p>

--- a/FP/VP527574/Final/JCE_FP_VP527574_Final_RevG.docx
+++ b/FP/VP527574/Final/JCE_FP_VP527574_Final_RevG.docx
@@ -5445,7 +5445,7 @@
       </w:r>
       <w:r>
         <w:rPr/>
-        <w:t xml:space="preserve"> Jayden has moved from civil design into design management, coordinating several disciplines into one package to one program. As Civil Design Manager at Langtree Consulting Engineers, Townsville (03/2025 to 05/2026) he managed four civil designers and coordinated flood modelling, electrical and hydraulic sub-consultants into joint-discipline packages, including bridge approaches, culverts and retaining walls, and prepared engineer's estimates and bills of quantities. At SCP Consulting (06/2023 to 03/2025) he was the primary point of contact for tier-one contractors on Defence projects and managed a multidisciplinary design team.</w:t>
+        <w:t xml:space="preserve"> Jayden has moved from civil design into design management, coordinating several disciplines into one package to one program. As Civil Design Manager at Langtree Consulting, Townsville (03/2025 to 05/2026) he managed four civil designers and coordinated flood modelling, electrical and hydraulic sub-consultants into joint-discipline packages, including bridge approaches, culverts and retaining walls, and prepared engineer's estimates and bills of quantities. At SCP Consulting (06/2023 to 03/2025) he was the primary point of contact for tier-one contractors on Defence projects and managed a multidisciplinary design team.</w:t>
       </w:r>
     </w:p>
     <w:p>
@@ -5457,7 +5457,7 @@
       </w:r>
       <w:r>
         <w:rPr/>
-        <w:t xml:space="preserve"> Jayden Callen (while at Langtrees): Floodway rectification, Tablelands Regional Council (QLD): engineering for the rectification of a floodway on Council's road network. Referee: Darren Quilliam, Tablelands Regional Council (contact details available on request). RAAF Base Townsville, Defence delivery project: engineering delivery for CPB Contractors (head contractor). Referee: Maverick Partner, CPB Contractors (contact details available on request). Venant's directors bring Victorian floodplain and levee work, including the Harcourt Flood Study in Mount Alexander Shire and the Best Practice for Planning Behind Levees review for the City of Launceston. Short CVs are in Attachment C and full CVs accompany Schedule F.</w:t>
+        <w:t xml:space="preserve"> Jayden Callen (while at Langtree Consulting): Floodway rectification, Tablelands Regional Council (QLD): engineering for the rectification of a floodway on Council's road network. Referee: Darren Quilliam, Tablelands Regional Council (contact details available on request). RAAF Base Townsville, Defence delivery project: engineering delivery for CPB Contractors (head contractor). Referee: Maverick Parker, CPB Contractors (contact details available on request). Venant's directors bring Victorian floodplain and levee work, including the Harcourt Flood Study in Mount Alexander Shire and the Best Practice for Planning Behind Levees review for the City of Launceston. Short CVs are in Attachment C and full CVs accompany Schedule F.</w:t>
       </w:r>
     </w:p>
     <w:p>
@@ -9531,7 +9531,7 @@
       </w:r>
       <w:r>
         <w:rPr/>
-        <w:t>, BEng (Hons) Civil, MIEAust (EA 11036201): Director, JCE Infrastructure (Project Manager and civil design lead). Civil Design Manager, Langtree Consulting Engineers (03/2025 to 05/2026); Civil Engineer, Site Engineer and Design Manager, SCP Consulting (06/2023 to 03/2025), including a 12-month secondment to CPB Contractors at RAAF Base Townsville. While at Langtrees: Floodway rectification, Tablelands Regional Council (QLD): engineering for the rectification of a floodway on Council's road network. RAAF Base Townsville, Defence delivery project: engineering delivery for CPB Contractors (head contractor). Stormwater and flooding with DRAINS, MUSIC X and flood impact assessment to ARR 2019; engineer's estimates and bills of quantities; Civil 3D, InfraWorks and Navisworks. Drone photogrammetry on previous projects: automated flight paths in DroneDeploy, RTK-positioned capture and high-resolution aerial stills and video, and processing in Autodesk ReCap Pro into point clouds and terrain surfaces for InfraWorks and civil design models, including farm drainage works for a private rural client (Craig Sullivan; referee details available on request).</w:t>
+        <w:t xml:space="preserve">, BEng (Hons) Civil, MIEAust (EA 11036201): Director, JCE Infrastructure (Project Manager and civil design lead). Civil Design Manager, Langtree Consulting (03/2025 to 05/2026); Civil Engineer, Site Engineer and Design Manager, SCP Consulting (06/2023 to 03/2025), including a 12-month secondment to CPB Contractors at RAAF Base Townsville. While at Langtree Consulting: Floodway rectification, Tablelands Regional Council (QLD): engineering for the rectification of a floodway on Council's road network. RAAF Base Townsville, Defence delivery project: engineering delivery for CPB Contractors (head contractor). Stormwater and flooding with DRAINS, MUSIC X and flood impact assessment to ARR 2019; engineer's estimates and bills of quantities; Civil 3D, InfraWorks and Navisworks. Drone photogrammetry on previous projects: automated flight paths in DroneDeploy, RTK-positioned capture and high-resolution aerial stills and video, and processing in Autodesk ReCap Pro into point clouds and terrain surfaces for InfraWorks and civil design models, including farm drainage works for a private rural client (Craig Sullivan; referee details available on request).</w:t>
       </w:r>
     </w:p>
     <w:p>
